--- a/outputs/buch-reaktion/buch5-Journal-MANUSKRIPT.docx
+++ b/outputs/buch-reaktion/buch5-Journal-MANUSKRIPT.docx
@@ -3435,7 +3435,7 @@
           <w:i w:val="0"/>
           <w:sz w:val="23"/>
         </w:rPr>
-        <w:t>Petra Tanner ist Coachin in der Schweiz. Sie ist keine Ärztin, Psychologin oder Psychotherapeutin und übt keine Heilkunde im medizinischen Sinn aus. Ihre Arbeit ersetzt keine medizinische oder psychotherapeutische Behandlung.</w:t>
+        <w:t>Petra Tanner ist Autorin und Mentorin in der Schweiz. Sie ist keine Ärztin, Psychologin oder Psychotherapeutin und übt keine Heilkunde im medizinischen Sinn aus. Ihre Arbeit ersetzt keine medizinische oder psychotherapeutische Behandlung.</w:t>
       </w:r>
     </w:p>
     <w:p>
